--- a/шаблони/комплекти/Інше/Шаблон_Звернення на отримання благодійної допомоги.docx
+++ b/шаблони/комплекти/Інше/Шаблон_Звернення на отримання благодійної допомоги.docx
@@ -525,35 +525,35 @@
     </w:p>
     <w:p>
       <w:pPr>
-        <w:ind w:firstLine="708"/>
+        <w:jc w:val="left"/>
+        <w:rPr>
+          <w:rFonts w:ascii="Times New Roman" w:hAnsi="Times New Roman" w:cs="Times New Roman"/>
+          <w:sz w:val="28"/>
+        </w:rPr>
+      </w:pPr>
+      <w:r>
+        <w:rPr>
+          <w:rFonts w:ascii="Times New Roman" w:hAnsi="Times New Roman" w:cs="Times New Roman"/>
+          <w:sz w:val="28"/>
+        </w:rPr>
+        <w:t>Начальник курсів перепідготовки та підвищення кваліфікації ХНУПС</w:t>
+      </w:r>
+    </w:p>
+    <w:p>
+      <w:pPr>
         <w:jc w:val="center"/>
         <w:rPr>
           <w:rFonts w:ascii="Times New Roman" w:hAnsi="Times New Roman" w:cs="Times New Roman"/>
           <w:sz w:val="28"/>
         </w:rPr>
       </w:pPr>
-      <w:r>
-        <w:rPr>
-          <w:rFonts w:ascii="Times New Roman" w:hAnsi="Times New Roman" w:cs="Times New Roman"/>
-          <w:sz w:val="28"/>
-        </w:rPr>
-        <w:t>Начальник курсів перепідготовки та підвищення кваліфікації ХНУПС</w:t>
-      </w:r>
-    </w:p>
-    <w:p>
-      <w:pPr>
-        <w:ind w:firstLine="708"/>
-        <w:jc w:val="center"/>
-        <w:rPr>
-          <w:rFonts w:ascii="Times New Roman" w:hAnsi="Times New Roman" w:cs="Times New Roman"/>
-          <w:sz w:val="28"/>
-        </w:rPr>
-      </w:pPr>
-    </w:p>
-    <w:p>
-      <w:pPr>
-        <w:ind w:firstLine="708"/>
-        <w:jc w:val="center"/>
+    </w:p>
+    <w:p>
+      <w:pPr>
+        <w:tabs>
+          <w:tab w:val="right" w:pos="9639"/>
+        </w:tabs>
+        <w:jc w:val="left"/>
         <w:rPr>
           <w:rFonts w:ascii="Times New Roman" w:hAnsi="Times New Roman" w:cs="Times New Roman"/>
           <w:sz w:val="28"/>
@@ -571,14 +571,7 @@
           <w:rFonts w:ascii="Times New Roman" w:hAnsi="Times New Roman" w:cs="Times New Roman"/>
           <w:sz w:val="28"/>
         </w:rPr>
-        <w:t xml:space="preserve">         </w:t>
-      </w:r>
-      <w:r>
-        <w:rPr>
-          <w:rFonts w:ascii="Times New Roman" w:hAnsi="Times New Roman" w:cs="Times New Roman"/>
-          <w:sz w:val="28"/>
-        </w:rPr>
-        <w:t xml:space="preserve">                       </w:t>
+        <w:tab/>
       </w:r>
       <w:r>
         <w:rPr>
@@ -587,43 +580,6 @@
         </w:rPr>
         <w:t xml:space="preserve">{{піб_підписанта}}</w:t>
       </w:r>
-      <w:r>
-        <w:rPr>
-          <w:rFonts w:ascii="Times New Roman" w:hAnsi="Times New Roman" w:cs="Times New Roman"/>
-          <w:sz w:val="28"/>
-        </w:rPr>
-        <w:t xml:space="preserve"/>
-      </w:r>
-      <w:proofErr w:type="spellStart"/>
-      <w:r>
-        <w:rPr>
-          <w:rFonts w:ascii="Times New Roman" w:hAnsi="Times New Roman" w:cs="Times New Roman"/>
-          <w:sz w:val="28"/>
-        </w:rPr>
-        <w:t xml:space="preserve"/>
-      </w:r>
-      <w:r>
-        <w:rPr>
-          <w:rFonts w:ascii="Times New Roman" w:hAnsi="Times New Roman" w:cs="Times New Roman"/>
-          <w:sz w:val="28"/>
-        </w:rPr>
-        <w:t xml:space="preserve"/>
-      </w:r>
-      <w:r>
-        <w:rPr>
-          <w:rFonts w:ascii="Times New Roman" w:hAnsi="Times New Roman" w:cs="Times New Roman"/>
-          <w:sz w:val="28"/>
-        </w:rPr>
-        <w:t xml:space="preserve"/>
-      </w:r>
-      <w:r>
-        <w:rPr>
-          <w:rFonts w:ascii="Times New Roman" w:hAnsi="Times New Roman" w:cs="Times New Roman"/>
-          <w:sz w:val="28"/>
-        </w:rPr>
-        <w:t xml:space="preserve"/>
-      </w:r>
-      <w:proofErr w:type="spellEnd"/>
     </w:p>
     <w:p>
       <w:pPr>

--- a/шаблони/комплекти/Інше/Шаблон_Звернення на отримання благодійної допомоги.docx
+++ b/шаблони/комплекти/Інше/Шаблон_Звернення на отримання благодійної допомоги.docx
@@ -525,7 +525,8 @@
     </w:p>
     <w:p>
       <w:pPr>
-        <w:jc w:val="left"/>
+        <w:ind w:firstLine="708"/>
+        <w:jc w:val="center"/>
         <w:rPr>
           <w:rFonts w:ascii="Times New Roman" w:hAnsi="Times New Roman" w:cs="Times New Roman"/>
           <w:sz w:val="28"/>
@@ -541,6 +542,7 @@
     </w:p>
     <w:p>
       <w:pPr>
+        <w:ind w:firstLine="708"/>
         <w:jc w:val="center"/>
         <w:rPr>
           <w:rFonts w:ascii="Times New Roman" w:hAnsi="Times New Roman" w:cs="Times New Roman"/>
@@ -553,6 +555,7 @@
         <w:tabs>
           <w:tab w:val="right" w:pos="9639"/>
         </w:tabs>
+        <w:ind w:firstLine="708"/>
         <w:jc w:val="left"/>
         <w:rPr>
           <w:rFonts w:ascii="Times New Roman" w:hAnsi="Times New Roman" w:cs="Times New Roman"/>

--- a/шаблони/комплекти/Інше/Шаблон_Звернення на отримання благодійної допомоги.docx
+++ b/шаблони/комплекти/Інше/Шаблон_Звернення на отримання благодійної допомоги.docx
@@ -296,39 +296,39 @@
           <w:sz w:val="27"/>
           <w:szCs w:val="27"/>
         </w:rPr>
-        <w:t xml:space="preserve"> Національно</w:t>
-      </w:r>
-      <w:r>
-        <w:rPr>
-          <w:rFonts w:ascii="Times New Roman" w:hAnsi="Times New Roman" w:cs="Times New Roman"/>
-          <w:sz w:val="27"/>
-          <w:szCs w:val="27"/>
-        </w:rPr>
-        <w:t>го</w:t>
-      </w:r>
-      <w:r>
-        <w:rPr>
-          <w:rFonts w:ascii="Times New Roman" w:hAnsi="Times New Roman" w:cs="Times New Roman"/>
-          <w:sz w:val="27"/>
-          <w:szCs w:val="27"/>
-        </w:rPr>
-        <w:t xml:space="preserve"> Університет</w:t>
-      </w:r>
-      <w:r>
-        <w:rPr>
-          <w:rFonts w:ascii="Times New Roman" w:hAnsi="Times New Roman" w:cs="Times New Roman"/>
-          <w:sz w:val="27"/>
-          <w:szCs w:val="27"/>
-        </w:rPr>
-        <w:t>у</w:t>
-      </w:r>
-      <w:r>
-        <w:rPr>
-          <w:rFonts w:ascii="Times New Roman" w:hAnsi="Times New Roman" w:cs="Times New Roman"/>
-          <w:sz w:val="27"/>
-          <w:szCs w:val="27"/>
-        </w:rPr>
-        <w:t xml:space="preserve"> Повітряних Сил ім. Івана Кожедуба</w:t>
+        <w:t xml:space="preserve"> національного університету Повітряних Сил імені Івана Кожедуба</w:t>
+      </w:r>
+      <w:r>
+        <w:rPr>
+          <w:rFonts w:ascii="Times New Roman" w:hAnsi="Times New Roman" w:cs="Times New Roman"/>
+          <w:sz w:val="27"/>
+          <w:szCs w:val="27"/>
+        </w:rPr>
+        <w:t xml:space="preserve"/>
+      </w:r>
+      <w:r>
+        <w:rPr>
+          <w:rFonts w:ascii="Times New Roman" w:hAnsi="Times New Roman" w:cs="Times New Roman"/>
+          <w:sz w:val="27"/>
+          <w:szCs w:val="27"/>
+        </w:rPr>
+        <w:t xml:space="preserve"/>
+      </w:r>
+      <w:r>
+        <w:rPr>
+          <w:rFonts w:ascii="Times New Roman" w:hAnsi="Times New Roman" w:cs="Times New Roman"/>
+          <w:sz w:val="27"/>
+          <w:szCs w:val="27"/>
+        </w:rPr>
+        <w:t xml:space="preserve"/>
+      </w:r>
+      <w:r>
+        <w:rPr>
+          <w:rFonts w:ascii="Times New Roman" w:hAnsi="Times New Roman" w:cs="Times New Roman"/>
+          <w:sz w:val="27"/>
+          <w:szCs w:val="27"/>
+        </w:rPr>
+        <w:t xml:space="preserve"/>
       </w:r>
       <w:r>
         <w:rPr>
@@ -491,7 +491,7 @@
           <w:sz w:val="27"/>
           <w:szCs w:val="27"/>
         </w:rPr>
-        <w:t>Харківському Національному Університеті Повітряних Сил ім. Івана Кожедуба</w:t>
+        <w:t xml:space="preserve">Харківському національному університеті Повітряних Сил імені Івана Кожедуба</w:t>
       </w:r>
       <w:r>
         <w:rPr>
@@ -537,7 +537,7 @@
           <w:rFonts w:ascii="Times New Roman" w:hAnsi="Times New Roman" w:cs="Times New Roman"/>
           <w:sz w:val="28"/>
         </w:rPr>
-        <w:t>Начальник курсів перепідготовки та підвищення кваліфікації ХНУПС</w:t>
+        <w:t xml:space="preserve">{{посада_підписанта}}</w:t>
       </w:r>
     </w:p>
     <w:p>
@@ -582,6 +582,26 @@
           <w:sz w:val="28"/>
         </w:rPr>
         <w:t xml:space="preserve">{{піб_підписанта}}</w:t>
+      </w:r>
+    </w:p>
+    <w:p>
+      <w:pPr>
+        <w:tabs>
+          <w:tab w:val="right" w:pos="9639"/>
+        </w:tabs>
+        <w:ind w:firstLine="708"/>
+        <w:jc w:val="left"/>
+        <w:rPr>
+          <w:rFonts w:ascii="Times New Roman" w:hAnsi="Times New Roman" w:cs="Times New Roman"/>
+          <w:sz w:val="28"/>
+        </w:rPr>
+      </w:pPr>
+      <w:r>
+        <w:rPr>
+          <w:rFonts w:ascii="Times New Roman" w:hAnsi="Times New Roman" w:cs="Times New Roman"/>
+          <w:sz w:val="28"/>
+        </w:rPr>
+        <w:t xml:space="preserve">{{дата}}</w:t>
       </w:r>
     </w:p>
     <w:p>

--- a/шаблони/комплекти/Інше/Шаблон_Звернення на отримання благодійної допомоги.docx
+++ b/шаблони/комплекти/Інше/Шаблон_Звернення на отримання благодійної допомоги.docx
@@ -182,7 +182,7 @@
           <w:sz w:val="27"/>
           <w:szCs w:val="27"/>
         </w:rPr>
-        <w:t xml:space="preserve">В зв’язку з повномасштабною військовою агресією російської федерації проти України, з метою покращення оборонних </w:t>
+        <w:t xml:space="preserve">У зв’язку з повномасштабною військовою агресією російської федерації проти України, з метою покращення оборонних </w:t>
       </w:r>
       <w:proofErr w:type="spellStart"/>
       <w:r>
@@ -224,7 +224,7 @@
           <w:sz w:val="27"/>
           <w:szCs w:val="27"/>
         </w:rPr>
-        <w:t xml:space="preserve"> підрозділів, які цілодобово охороняють та обороняють повітряний простір Нашої Держави у складі Повітряних Сил Збройних Сил України</w:t>
+        <w:t xml:space="preserve"> підрозділів, які цілодобово охороняють та обороняють повітряний простір нашої держави у складі Повітряних Сил Збройних Сил України</w:t>
       </w:r>
       <w:r>
         <w:rPr>
@@ -352,31 +352,31 @@
           <w:sz w:val="27"/>
           <w:szCs w:val="27"/>
         </w:rPr>
-        <w:t xml:space="preserve"> ЗСУ. </w:t>
-      </w:r>
-      <w:r>
-        <w:rPr>
-          <w:rFonts w:ascii="Times New Roman" w:hAnsi="Times New Roman" w:cs="Times New Roman"/>
-          <w:sz w:val="27"/>
-          <w:szCs w:val="27"/>
-        </w:rPr>
-        <w:t xml:space="preserve"> </w:t>
-      </w:r>
-      <w:r>
-        <w:rPr>
-          <w:rFonts w:ascii="Times New Roman" w:hAnsi="Times New Roman" w:cs="Times New Roman"/>
-          <w:sz w:val="27"/>
-          <w:szCs w:val="27"/>
-        </w:rPr>
-        <w:t>П</w:t>
-      </w:r>
-      <w:r>
-        <w:rPr>
-          <w:rFonts w:ascii="Times New Roman" w:hAnsi="Times New Roman" w:cs="Times New Roman"/>
-          <w:sz w:val="27"/>
-          <w:szCs w:val="27"/>
-        </w:rPr>
-        <w:t xml:space="preserve">рошу Вас </w:t>
+        <w:t xml:space="preserve"> ЗСУ. Прошу</w:t>
+      </w:r>
+      <w:r>
+        <w:rPr>
+          <w:rFonts w:ascii="Times New Roman" w:hAnsi="Times New Roman" w:cs="Times New Roman"/>
+          <w:sz w:val="27"/>
+          <w:szCs w:val="27"/>
+        </w:rPr>
+        <w:t xml:space="preserve"/>
+      </w:r>
+      <w:r>
+        <w:rPr>
+          <w:rFonts w:ascii="Times New Roman" w:hAnsi="Times New Roman" w:cs="Times New Roman"/>
+          <w:sz w:val="27"/>
+          <w:szCs w:val="27"/>
+        </w:rPr>
+        <w:t xml:space="preserve"/>
+      </w:r>
+      <w:r>
+        <w:rPr>
+          <w:rFonts w:ascii="Times New Roman" w:hAnsi="Times New Roman" w:cs="Times New Roman"/>
+          <w:sz w:val="27"/>
+          <w:szCs w:val="27"/>
+        </w:rPr>
+        <w:t xml:space="preserve"> Вас </w:t>
       </w:r>
       <w:r>
         <w:rPr>
@@ -459,7 +459,7 @@
           <w:sz w:val="27"/>
           <w:szCs w:val="27"/>
         </w:rPr>
-        <w:t>Вище зазначені</w:t>
+        <w:t xml:space="preserve">Вищезазначені</w:t>
       </w:r>
       <w:r>
         <w:rPr>
@@ -526,7 +526,7 @@
     <w:p>
       <w:pPr>
         <w:ind w:firstLine="708"/>
-        <w:jc w:val="center"/>
+        <w:jc w:val="left"/>
         <w:rPr>
           <w:rFonts w:ascii="Times New Roman" w:hAnsi="Times New Roman" w:cs="Times New Roman"/>
           <w:sz w:val="28"/>
